--- a/human/tasks/U-06/summary.docx
+++ b/human/tasks/U-06/summary.docx
@@ -143,7 +143,7 @@
     </w:p>
     <w:p>
       <w:r>
-        <w:t>U-04/U-05归档引用原入口，历史许可扫描不回写；测试XML入包，运行日志留.artifacts-local。其余旧工具、共享模块与根目录双层迁移仍待后续，不宣称清理完整工程。</w:t>
+        <w:t>U-04/U-05归档引用原入口，历史许可扫描不回写；测试XML入包，运行日志留agent/local/artifacts。根目录19/19项已迁入human/agent，当前读取和运行入口已验证，业务签收不变，不宣称清理完整工程。</w:t>
       </w:r>
     </w:p>
     <w:p>
@@ -202,7 +202,12 @@
     </w:p>
     <w:p>
       <w:r>
-        <w:t>累计26/71包，剩余45，下一U-07。完成实际旧工具清理和Agent交接后生成单包与串联Word；整体目标仍包含剩余任务、共享模块和根目录收拢，不在本包关闭。</w:t>
+        <w:t>规范化71/71包、根目录迁移19/19项完成；每包Word由Agent源生成。</w:t>
+      </w:r>
+    </w:p>
+    <w:p>
+      <w:r>
+        <w:t>业务状态WAIT_DEP，原签收与未交付项不变；后续按注册表和实际依赖推进。</w:t>
       </w:r>
     </w:p>
     <w:p>
